--- a/docs/罗雍来智能体开发工程师new.docx
+++ b/docs/罗雍来智能体开发工程师new.docx
@@ -791,8 +791,6 @@
         <w:ind w:left="638"/>
         <w:textAlignment w:val="center"/>
       </w:pPr>
-      <w:bookmarkStart w:id="0" w:name="_GoBack"/>
-      <w:bookmarkEnd w:id="0"/>
       <w:r>
         <w:rPr>
           <w:rFonts w:ascii="微软雅黑" w:hAnsi="微软雅黑" w:eastAsia="微软雅黑" w:cs="微软雅黑"/>
@@ -2902,7 +2900,7 @@
           <w:sz w:val="24"/>
           <w:szCs w:val="24"/>
         </w:rPr>
-        <w:t>https://www.example.cn</w:t>
+        <w:t>https://travel-agent-seven-chi.vercel.app</w:t>
       </w:r>
     </w:p>
     <w:p>
@@ -3272,7 +3270,30 @@
           <w:sz w:val="28"/>
           <w:szCs w:val="28"/>
         </w:rPr>
-        <w:t>番剧智能体（AnimeAgent）2026-01~2026-02</w:t>
+        <w:t>番剧智能体（AnimeAgent）</w:t>
+      </w:r>
+      <w:r>
+        <w:rPr>
+          <w:rFonts w:hint="eastAsia" w:ascii="微软雅黑" w:hAnsi="微软雅黑" w:eastAsia="微软雅黑" w:cs="微软雅黑"/>
+          <w:b/>
+          <w:bCs/>
+          <w:color w:val="6EABD6"/>
+          <w:sz w:val="28"/>
+          <w:szCs w:val="28"/>
+          <w:lang w:val="en-US" w:eastAsia="zh-CN"/>
+        </w:rPr>
+        <w:tab/>
+      </w:r>
+      <w:r>
+        <w:rPr>
+          <w:rFonts w:hint="eastAsia" w:ascii="微软雅黑" w:hAnsi="微软雅黑" w:eastAsia="微软雅黑" w:cs="微软雅黑"/>
+          <w:b/>
+          <w:bCs/>
+          <w:color w:val="6EABD6"/>
+          <w:sz w:val="28"/>
+          <w:szCs w:val="28"/>
+        </w:rPr>
+        <w:t>2026-01~2026-02</w:t>
       </w:r>
     </w:p>
     <w:p>
@@ -3325,7 +3346,7 @@
           <w:sz w:val="24"/>
           <w:szCs w:val="24"/>
         </w:rPr>
-        <w:t>https://www.example.cn</w:t>
+        <w:t>https://anime-agent-two.vercel.app</w:t>
       </w:r>
     </w:p>
     <w:p>
@@ -3651,6 +3672,683 @@
     </w:p>
     <w:p>
       <w:pPr>
+        <w:tabs>
+          <w:tab w:val="right" w:pos="10860"/>
+        </w:tabs>
+        <w:spacing w:before="0" w:after="0" w:line="340" w:lineRule="exact"/>
+        <w:jc w:val="left"/>
+        <w:textAlignment w:val="center"/>
+        <w:rPr>
+          <w:rFonts w:hint="eastAsia" w:ascii="微软雅黑" w:hAnsi="微软雅黑" w:eastAsia="微软雅黑" w:cs="微软雅黑"/>
+          <w:b/>
+          <w:bCs/>
+          <w:color w:val="6EABD6"/>
+          <w:sz w:val="28"/>
+          <w:szCs w:val="28"/>
+          <w:lang w:eastAsia="zh-CN"/>
+        </w:rPr>
+      </w:pPr>
+      <w:r>
+        <w:rPr>
+          <w:rFonts w:hint="eastAsia" w:ascii="微软雅黑" w:hAnsi="微软雅黑" w:eastAsia="微软雅黑" w:cs="微软雅黑"/>
+          <w:b/>
+          <w:bCs/>
+          <w:color w:val="6EABD6"/>
+          <w:sz w:val="28"/>
+          <w:szCs w:val="28"/>
+        </w:rPr>
+        <w:t>MyPrivateAgent私有化AI对话助手</w:t>
+      </w:r>
+      <w:r>
+        <w:rPr>
+          <w:rFonts w:hint="eastAsia" w:ascii="微软雅黑" w:hAnsi="微软雅黑" w:eastAsia="微软雅黑" w:cs="微软雅黑"/>
+          <w:b/>
+          <w:bCs/>
+          <w:color w:val="6EABD6"/>
+          <w:sz w:val="28"/>
+          <w:szCs w:val="28"/>
+          <w:lang w:val="en-US" w:eastAsia="zh-CN"/>
+        </w:rPr>
+        <w:tab/>
+      </w:r>
+      <w:r>
+        <w:rPr>
+          <w:rFonts w:hint="eastAsia" w:ascii="微软雅黑" w:hAnsi="微软雅黑" w:eastAsia="微软雅黑" w:cs="微软雅黑"/>
+          <w:b/>
+          <w:bCs/>
+          <w:color w:val="6EABD6"/>
+          <w:sz w:val="28"/>
+          <w:szCs w:val="28"/>
+        </w:rPr>
+        <w:t>2025-12~2026-0</w:t>
+      </w:r>
+      <w:r>
+        <w:rPr>
+          <w:rFonts w:hint="eastAsia" w:ascii="微软雅黑" w:hAnsi="微软雅黑" w:eastAsia="微软雅黑" w:cs="微软雅黑"/>
+          <w:b/>
+          <w:bCs/>
+          <w:color w:val="6EABD6"/>
+          <w:sz w:val="28"/>
+          <w:szCs w:val="28"/>
+          <w:lang w:val="en-US" w:eastAsia="zh-CN"/>
+        </w:rPr>
+        <w:t>5</w:t>
+      </w:r>
+    </w:p>
+    <w:p>
+      <w:pPr>
+        <w:tabs>
+          <w:tab w:val="right" w:pos="10860"/>
+        </w:tabs>
+        <w:spacing w:before="0" w:after="0" w:line="340" w:lineRule="exact"/>
+        <w:jc w:val="left"/>
+        <w:textAlignment w:val="center"/>
+        <w:rPr>
+          <w:rFonts w:hint="eastAsia" w:ascii="微软雅黑" w:hAnsi="微软雅黑" w:eastAsia="微软雅黑" w:cs="微软雅黑"/>
+          <w:b/>
+          <w:bCs/>
+          <w:color w:val="6EABD6"/>
+          <w:sz w:val="24"/>
+          <w:szCs w:val="24"/>
+          <w:lang w:eastAsia="zh-CN"/>
+        </w:rPr>
+      </w:pPr>
+      <w:r>
+        <w:rPr>
+          <w:rFonts w:hint="eastAsia" w:ascii="微软雅黑" w:hAnsi="微软雅黑" w:eastAsia="微软雅黑" w:cs="微软雅黑"/>
+          <w:b/>
+          <w:bCs/>
+          <w:color w:val="6EABD6"/>
+          <w:sz w:val="24"/>
+          <w:szCs w:val="24"/>
+        </w:rPr>
+        <w:t>全栈开发工程师</w:t>
+      </w:r>
+      <w:r>
+        <w:rPr>
+          <w:rFonts w:hint="eastAsia" w:ascii="微软雅黑" w:hAnsi="微软雅黑" w:eastAsia="微软雅黑" w:cs="微软雅黑"/>
+          <w:b/>
+          <w:bCs/>
+          <w:color w:val="6EABD6"/>
+          <w:sz w:val="24"/>
+          <w:szCs w:val="24"/>
+          <w:lang w:val="en-US" w:eastAsia="zh-CN"/>
+        </w:rPr>
+        <w:tab/>
+      </w:r>
+      <w:r>
+        <w:rPr>
+          <w:rFonts w:hint="eastAsia" w:ascii="微软雅黑" w:hAnsi="微软雅黑" w:eastAsia="微软雅黑" w:cs="微软雅黑"/>
+          <w:b/>
+          <w:bCs/>
+          <w:color w:val="6EABD6"/>
+          <w:sz w:val="24"/>
+          <w:szCs w:val="24"/>
+        </w:rPr>
+        <w:t>https://my-private-agent.vercel.app</w:t>
+      </w:r>
+    </w:p>
+    <w:p>
+      <w:pPr>
+        <w:keepNext w:val="0"/>
+        <w:keepLines w:val="0"/>
+        <w:pageBreakBefore w:val="0"/>
+        <w:widowControl w:val="0"/>
+        <w:kinsoku/>
+        <w:wordWrap/>
+        <w:overflowPunct/>
+        <w:topLinePunct w:val="0"/>
+        <w:autoSpaceDE/>
+        <w:autoSpaceDN/>
+        <w:bidi w:val="0"/>
+        <w:adjustRightInd/>
+        <w:snapToGrid/>
+        <w:spacing w:before="0" w:after="0" w:line="320" w:lineRule="exact"/>
+        <w:jc w:val="left"/>
+        <w:textAlignment w:val="auto"/>
+        <w:rPr>
+          <w:rFonts w:hint="eastAsia" w:ascii="微软雅黑" w:hAnsi="微软雅黑" w:eastAsia="微软雅黑" w:cs="微软雅黑"/>
+          <w:b w:val="0"/>
+          <w:bCs w:val="0"/>
+          <w:sz w:val="24"/>
+          <w:szCs w:val="24"/>
+          <w:lang w:eastAsia="zh-CN"/>
+        </w:rPr>
+      </w:pPr>
+      <w:r>
+        <w:rPr>
+          <w:rFonts w:hint="eastAsia" w:ascii="微软雅黑" w:hAnsi="微软雅黑" w:eastAsia="微软雅黑" w:cs="微软雅黑"/>
+          <w:b/>
+          <w:bCs/>
+          <w:sz w:val="24"/>
+          <w:szCs w:val="24"/>
+        </w:rPr>
+        <w:t>项目描述：</w:t>
+      </w:r>
+      <w:r>
+        <w:rPr>
+          <w:rFonts w:hint="eastAsia" w:ascii="微软雅黑" w:hAnsi="微软雅黑" w:eastAsia="微软雅黑" w:cs="微软雅黑"/>
+          <w:b w:val="0"/>
+          <w:bCs w:val="0"/>
+          <w:sz w:val="24"/>
+          <w:szCs w:val="24"/>
+        </w:rPr>
+        <w:t>面向企业私有化场景的通用智能体框架与Web工作台，参考ClaudeCode的</w:t>
+      </w:r>
+    </w:p>
+    <w:p>
+      <w:pPr>
+        <w:keepNext w:val="0"/>
+        <w:keepLines w:val="0"/>
+        <w:pageBreakBefore w:val="0"/>
+        <w:widowControl w:val="0"/>
+        <w:kinsoku/>
+        <w:wordWrap/>
+        <w:overflowPunct/>
+        <w:topLinePunct w:val="0"/>
+        <w:autoSpaceDE/>
+        <w:autoSpaceDN/>
+        <w:bidi w:val="0"/>
+        <w:adjustRightInd/>
+        <w:snapToGrid/>
+        <w:spacing w:before="0" w:after="0" w:line="320" w:lineRule="exact"/>
+        <w:jc w:val="left"/>
+        <w:textAlignment w:val="auto"/>
+        <w:rPr>
+          <w:rFonts w:hint="eastAsia" w:ascii="微软雅黑" w:hAnsi="微软雅黑" w:eastAsia="微软雅黑" w:cs="微软雅黑"/>
+          <w:b w:val="0"/>
+          <w:bCs w:val="0"/>
+          <w:sz w:val="24"/>
+          <w:szCs w:val="24"/>
+          <w:lang w:eastAsia="zh-CN"/>
+        </w:rPr>
+      </w:pPr>
+      <w:r>
+        <w:rPr>
+          <w:rFonts w:hint="eastAsia" w:ascii="微软雅黑" w:hAnsi="微软雅黑" w:eastAsia="微软雅黑" w:cs="微软雅黑"/>
+          <w:b w:val="0"/>
+          <w:bCs w:val="0"/>
+          <w:sz w:val="24"/>
+          <w:szCs w:val="24"/>
+        </w:rPr>
+        <w:t>harness思路构建，支持多模型编排、多会话管理、流式对话、Planner/Scheduler、多智能体协同、MCP能力接入、SkillsRuntime、反馈学习闭环与统一治理审计。</w:t>
+      </w:r>
+    </w:p>
+    <w:p>
+      <w:pPr>
+        <w:keepNext w:val="0"/>
+        <w:keepLines w:val="0"/>
+        <w:pageBreakBefore w:val="0"/>
+        <w:widowControl w:val="0"/>
+        <w:kinsoku/>
+        <w:wordWrap/>
+        <w:overflowPunct/>
+        <w:topLinePunct w:val="0"/>
+        <w:autoSpaceDE/>
+        <w:autoSpaceDN/>
+        <w:bidi w:val="0"/>
+        <w:adjustRightInd/>
+        <w:snapToGrid/>
+        <w:spacing w:before="0" w:after="0" w:line="320" w:lineRule="exact"/>
+        <w:jc w:val="left"/>
+        <w:textAlignment w:val="auto"/>
+        <w:rPr>
+          <w:rFonts w:hint="eastAsia" w:ascii="微软雅黑" w:hAnsi="微软雅黑" w:eastAsia="微软雅黑" w:cs="微软雅黑"/>
+          <w:b w:val="0"/>
+          <w:bCs w:val="0"/>
+          <w:sz w:val="24"/>
+          <w:szCs w:val="24"/>
+          <w:lang w:eastAsia="zh-CN"/>
+        </w:rPr>
+      </w:pPr>
+      <w:r>
+        <w:rPr>
+          <w:rFonts w:hint="eastAsia" w:ascii="微软雅黑" w:hAnsi="微软雅黑" w:eastAsia="微软雅黑" w:cs="微软雅黑"/>
+          <w:b/>
+          <w:bCs/>
+          <w:sz w:val="24"/>
+          <w:szCs w:val="24"/>
+        </w:rPr>
+        <w:t>技术栈：</w:t>
+      </w:r>
+      <w:r>
+        <w:rPr>
+          <w:rFonts w:hint="eastAsia" w:ascii="微软雅黑" w:hAnsi="微软雅黑" w:eastAsia="微软雅黑" w:cs="微软雅黑"/>
+          <w:b w:val="0"/>
+          <w:bCs w:val="0"/>
+          <w:sz w:val="24"/>
+          <w:szCs w:val="24"/>
+        </w:rPr>
+        <w:t>FastAPI+Vue3/Vite+LangChain0.3.7+LangGraph0.2.56+Ollama+</w:t>
+      </w:r>
+    </w:p>
+    <w:p>
+      <w:pPr>
+        <w:keepNext w:val="0"/>
+        <w:keepLines w:val="0"/>
+        <w:pageBreakBefore w:val="0"/>
+        <w:widowControl w:val="0"/>
+        <w:kinsoku/>
+        <w:wordWrap/>
+        <w:overflowPunct/>
+        <w:topLinePunct w:val="0"/>
+        <w:autoSpaceDE/>
+        <w:autoSpaceDN/>
+        <w:bidi w:val="0"/>
+        <w:adjustRightInd/>
+        <w:snapToGrid/>
+        <w:spacing w:before="0" w:after="0" w:line="320" w:lineRule="exact"/>
+        <w:jc w:val="left"/>
+        <w:textAlignment w:val="auto"/>
+        <w:rPr>
+          <w:rFonts w:hint="eastAsia" w:ascii="微软雅黑" w:hAnsi="微软雅黑" w:eastAsia="微软雅黑" w:cs="微软雅黑"/>
+          <w:b w:val="0"/>
+          <w:bCs w:val="0"/>
+          <w:sz w:val="24"/>
+          <w:szCs w:val="24"/>
+          <w:lang w:eastAsia="zh-CN"/>
+        </w:rPr>
+      </w:pPr>
+      <w:r>
+        <w:rPr>
+          <w:rFonts w:hint="eastAsia" w:ascii="微软雅黑" w:hAnsi="微软雅黑" w:eastAsia="微软雅黑" w:cs="微软雅黑"/>
+          <w:b w:val="0"/>
+          <w:bCs w:val="0"/>
+          <w:sz w:val="24"/>
+          <w:szCs w:val="24"/>
+        </w:rPr>
+        <w:t>MySQL8+SSE+JWT+MCPRuntime+Planner/Scheduler+RunTrace/</w:t>
+      </w:r>
+    </w:p>
+    <w:p>
+      <w:pPr>
+        <w:keepNext w:val="0"/>
+        <w:keepLines w:val="0"/>
+        <w:pageBreakBefore w:val="0"/>
+        <w:widowControl w:val="0"/>
+        <w:kinsoku/>
+        <w:wordWrap/>
+        <w:overflowPunct/>
+        <w:topLinePunct w:val="0"/>
+        <w:autoSpaceDE/>
+        <w:autoSpaceDN/>
+        <w:bidi w:val="0"/>
+        <w:adjustRightInd/>
+        <w:snapToGrid/>
+        <w:spacing w:before="0" w:after="0" w:line="320" w:lineRule="exact"/>
+        <w:jc w:val="left"/>
+        <w:textAlignment w:val="auto"/>
+        <w:rPr>
+          <w:rFonts w:hint="eastAsia" w:ascii="微软雅黑" w:hAnsi="微软雅黑" w:eastAsia="微软雅黑" w:cs="微软雅黑"/>
+          <w:b w:val="0"/>
+          <w:bCs w:val="0"/>
+          <w:sz w:val="24"/>
+          <w:szCs w:val="24"/>
+          <w:lang w:eastAsia="zh-CN"/>
+        </w:rPr>
+      </w:pPr>
+      <w:r>
+        <w:rPr>
+          <w:rFonts w:hint="eastAsia" w:ascii="微软雅黑" w:hAnsi="微软雅黑" w:eastAsia="微软雅黑" w:cs="微软雅黑"/>
+          <w:b w:val="0"/>
+          <w:bCs w:val="0"/>
+          <w:sz w:val="24"/>
+          <w:szCs w:val="24"/>
+        </w:rPr>
+        <w:t>AuditTrail</w:t>
+      </w:r>
+    </w:p>
+    <w:p>
+      <w:pPr>
+        <w:keepNext w:val="0"/>
+        <w:keepLines w:val="0"/>
+        <w:pageBreakBefore w:val="0"/>
+        <w:widowControl w:val="0"/>
+        <w:kinsoku/>
+        <w:wordWrap/>
+        <w:overflowPunct/>
+        <w:topLinePunct w:val="0"/>
+        <w:autoSpaceDE/>
+        <w:autoSpaceDN/>
+        <w:bidi w:val="0"/>
+        <w:adjustRightInd/>
+        <w:snapToGrid/>
+        <w:spacing w:before="0" w:after="0" w:line="320" w:lineRule="exact"/>
+        <w:jc w:val="left"/>
+        <w:textAlignment w:val="auto"/>
+        <w:rPr>
+          <w:rFonts w:hint="eastAsia" w:ascii="微软雅黑" w:hAnsi="微软雅黑" w:eastAsia="微软雅黑" w:cs="微软雅黑"/>
+          <w:b/>
+          <w:bCs/>
+          <w:sz w:val="24"/>
+          <w:szCs w:val="24"/>
+          <w:lang w:eastAsia="zh-CN"/>
+        </w:rPr>
+      </w:pPr>
+      <w:r>
+        <w:rPr>
+          <w:rFonts w:hint="eastAsia" w:ascii="微软雅黑" w:hAnsi="微软雅黑" w:eastAsia="微软雅黑" w:cs="微软雅黑"/>
+          <w:b/>
+          <w:bCs/>
+          <w:sz w:val="24"/>
+          <w:szCs w:val="24"/>
+        </w:rPr>
+        <w:t>职责与难点解决：</w:t>
+      </w:r>
+    </w:p>
+    <w:p>
+      <w:pPr>
+        <w:keepNext w:val="0"/>
+        <w:keepLines w:val="0"/>
+        <w:pageBreakBefore w:val="0"/>
+        <w:widowControl w:val="0"/>
+        <w:kinsoku/>
+        <w:wordWrap/>
+        <w:overflowPunct/>
+        <w:topLinePunct w:val="0"/>
+        <w:autoSpaceDE/>
+        <w:autoSpaceDN/>
+        <w:bidi w:val="0"/>
+        <w:adjustRightInd/>
+        <w:snapToGrid/>
+        <w:spacing w:before="0" w:after="0" w:line="320" w:lineRule="exact"/>
+        <w:jc w:val="left"/>
+        <w:textAlignment w:val="auto"/>
+        <w:rPr>
+          <w:rFonts w:hint="eastAsia" w:ascii="微软雅黑" w:hAnsi="微软雅黑" w:eastAsia="微软雅黑" w:cs="微软雅黑"/>
+          <w:b w:val="0"/>
+          <w:bCs w:val="0"/>
+          <w:sz w:val="24"/>
+          <w:szCs w:val="24"/>
+          <w:lang w:eastAsia="zh-CN"/>
+        </w:rPr>
+      </w:pPr>
+      <w:r>
+        <w:rPr>
+          <w:rFonts w:hint="eastAsia" w:ascii="微软雅黑" w:hAnsi="微软雅黑" w:eastAsia="微软雅黑" w:cs="微软雅黑"/>
+          <w:b w:val="0"/>
+          <w:bCs w:val="0"/>
+          <w:sz w:val="24"/>
+          <w:szCs w:val="24"/>
+          <w:lang w:val="en-US" w:eastAsia="zh-CN"/>
+        </w:rPr>
+        <w:t>1.</w:t>
+      </w:r>
+      <w:r>
+        <w:rPr>
+          <w:rFonts w:hint="eastAsia" w:ascii="微软雅黑" w:hAnsi="微软雅黑" w:eastAsia="微软雅黑" w:cs="微软雅黑"/>
+          <w:b w:val="0"/>
+          <w:bCs w:val="0"/>
+          <w:sz w:val="24"/>
+          <w:szCs w:val="24"/>
+        </w:rPr>
+        <w:t>设计前后端分离架构，实现用户注册/登录/JWT认证/HTTPOnlyCookie安全体系。</w:t>
+      </w:r>
+    </w:p>
+    <w:p>
+      <w:pPr>
+        <w:keepNext w:val="0"/>
+        <w:keepLines w:val="0"/>
+        <w:pageBreakBefore w:val="0"/>
+        <w:widowControl w:val="0"/>
+        <w:kinsoku/>
+        <w:wordWrap/>
+        <w:overflowPunct/>
+        <w:topLinePunct w:val="0"/>
+        <w:autoSpaceDE/>
+        <w:autoSpaceDN/>
+        <w:bidi w:val="0"/>
+        <w:adjustRightInd/>
+        <w:snapToGrid/>
+        <w:spacing w:before="0" w:after="0" w:line="320" w:lineRule="exact"/>
+        <w:jc w:val="left"/>
+        <w:textAlignment w:val="auto"/>
+        <w:rPr>
+          <w:rFonts w:hint="eastAsia" w:ascii="微软雅黑" w:hAnsi="微软雅黑" w:eastAsia="微软雅黑" w:cs="微软雅黑"/>
+          <w:b w:val="0"/>
+          <w:bCs w:val="0"/>
+          <w:sz w:val="24"/>
+          <w:szCs w:val="24"/>
+          <w:lang w:eastAsia="zh-CN"/>
+        </w:rPr>
+      </w:pPr>
+      <w:r>
+        <w:rPr>
+          <w:rFonts w:hint="eastAsia" w:ascii="微软雅黑" w:hAnsi="微软雅黑" w:eastAsia="微软雅黑" w:cs="微软雅黑"/>
+          <w:b w:val="0"/>
+          <w:bCs w:val="0"/>
+          <w:sz w:val="24"/>
+          <w:szCs w:val="24"/>
+        </w:rPr>
+        <w:t>2.基于LangGraph与自研Harness构建智能体执行主链，支持多轮上下文、流式输出、对话中断控制、状态机驱动执行，以及工具调用/结构化事件/卡片化结果输出。</w:t>
+      </w:r>
+    </w:p>
+    <w:p>
+      <w:pPr>
+        <w:keepNext w:val="0"/>
+        <w:keepLines w:val="0"/>
+        <w:pageBreakBefore w:val="0"/>
+        <w:widowControl w:val="0"/>
+        <w:kinsoku/>
+        <w:wordWrap/>
+        <w:overflowPunct/>
+        <w:topLinePunct w:val="0"/>
+        <w:autoSpaceDE/>
+        <w:autoSpaceDN/>
+        <w:bidi w:val="0"/>
+        <w:adjustRightInd/>
+        <w:snapToGrid/>
+        <w:spacing w:before="0" w:after="0" w:line="320" w:lineRule="exact"/>
+        <w:jc w:val="left"/>
+        <w:textAlignment w:val="auto"/>
+        <w:rPr>
+          <w:rFonts w:hint="eastAsia" w:ascii="微软雅黑" w:hAnsi="微软雅黑" w:eastAsia="微软雅黑" w:cs="微软雅黑"/>
+          <w:b w:val="0"/>
+          <w:bCs w:val="0"/>
+          <w:sz w:val="24"/>
+          <w:szCs w:val="24"/>
+          <w:lang w:eastAsia="zh-CN"/>
+        </w:rPr>
+      </w:pPr>
+      <w:r>
+        <w:rPr>
+          <w:rFonts w:hint="eastAsia" w:ascii="微软雅黑" w:hAnsi="微软雅黑" w:eastAsia="微软雅黑" w:cs="微软雅黑"/>
+          <w:b w:val="0"/>
+          <w:bCs w:val="0"/>
+          <w:sz w:val="24"/>
+          <w:szCs w:val="24"/>
+        </w:rPr>
+        <w:t>3.参考ClaudeCode思路建设Planner+Scheduler+Subagent运行时，支持计划拆分、父子执行、结果合并、运行快照和统一事件协议，为多智能体协同执行提供基础框架。</w:t>
+      </w:r>
+    </w:p>
+    <w:p>
+      <w:pPr>
+        <w:keepNext w:val="0"/>
+        <w:keepLines w:val="0"/>
+        <w:pageBreakBefore w:val="0"/>
+        <w:widowControl w:val="0"/>
+        <w:kinsoku/>
+        <w:wordWrap/>
+        <w:overflowPunct/>
+        <w:topLinePunct w:val="0"/>
+        <w:autoSpaceDE/>
+        <w:autoSpaceDN/>
+        <w:bidi w:val="0"/>
+        <w:adjustRightInd/>
+        <w:snapToGrid/>
+        <w:spacing w:before="0" w:after="0" w:line="320" w:lineRule="exact"/>
+        <w:jc w:val="left"/>
+        <w:textAlignment w:val="auto"/>
+        <w:rPr>
+          <w:rFonts w:hint="eastAsia" w:ascii="微软雅黑" w:hAnsi="微软雅黑" w:eastAsia="微软雅黑" w:cs="微软雅黑"/>
+          <w:b w:val="0"/>
+          <w:bCs w:val="0"/>
+          <w:sz w:val="24"/>
+          <w:szCs w:val="24"/>
+        </w:rPr>
+      </w:pPr>
+      <w:r>
+        <w:rPr>
+          <w:rFonts w:hint="eastAsia" w:ascii="微软雅黑" w:hAnsi="微软雅黑" w:eastAsia="微软雅黑" w:cs="微软雅黑"/>
+          <w:b w:val="0"/>
+          <w:bCs w:val="0"/>
+          <w:sz w:val="24"/>
+          <w:szCs w:val="24"/>
+        </w:rPr>
+        <w:t>4.集成Ollama本地部署Llama3.1、DeepSeek-R1、LLaVA等模型，并实现多</w:t>
+      </w:r>
+    </w:p>
+    <w:p>
+      <w:pPr>
+        <w:keepNext w:val="0"/>
+        <w:keepLines w:val="0"/>
+        <w:pageBreakBefore w:val="0"/>
+        <w:widowControl w:val="0"/>
+        <w:kinsoku/>
+        <w:wordWrap/>
+        <w:overflowPunct/>
+        <w:topLinePunct w:val="0"/>
+        <w:autoSpaceDE/>
+        <w:autoSpaceDN/>
+        <w:bidi w:val="0"/>
+        <w:adjustRightInd/>
+        <w:snapToGrid/>
+        <w:spacing w:before="0" w:after="0" w:line="320" w:lineRule="exact"/>
+        <w:jc w:val="left"/>
+        <w:textAlignment w:val="auto"/>
+        <w:rPr>
+          <w:rFonts w:hint="eastAsia" w:ascii="微软雅黑" w:hAnsi="微软雅黑" w:eastAsia="微软雅黑" w:cs="微软雅黑"/>
+          <w:b w:val="0"/>
+          <w:bCs w:val="0"/>
+          <w:sz w:val="24"/>
+          <w:szCs w:val="24"/>
+        </w:rPr>
+      </w:pPr>
+      <w:r>
+        <w:rPr>
+          <w:rFonts w:hint="eastAsia" w:ascii="微软雅黑" w:hAnsi="微软雅黑" w:eastAsia="微软雅黑" w:cs="微软雅黑"/>
+          <w:b w:val="0"/>
+          <w:bCs w:val="0"/>
+          <w:sz w:val="24"/>
+          <w:szCs w:val="24"/>
+        </w:rPr>
+        <w:t>Provider/多模型切换、能力探测、失败切换与Failover治理，满足完全私有化部署要求。</w:t>
+      </w:r>
+    </w:p>
+    <w:p>
+      <w:pPr>
+        <w:keepNext w:val="0"/>
+        <w:keepLines w:val="0"/>
+        <w:pageBreakBefore w:val="0"/>
+        <w:widowControl w:val="0"/>
+        <w:kinsoku/>
+        <w:wordWrap/>
+        <w:overflowPunct/>
+        <w:topLinePunct w:val="0"/>
+        <w:autoSpaceDE/>
+        <w:autoSpaceDN/>
+        <w:bidi w:val="0"/>
+        <w:adjustRightInd/>
+        <w:snapToGrid/>
+        <w:spacing w:before="0" w:after="0" w:line="320" w:lineRule="exact"/>
+        <w:jc w:val="left"/>
+        <w:textAlignment w:val="auto"/>
+        <w:rPr>
+          <w:rFonts w:hint="eastAsia" w:ascii="微软雅黑" w:hAnsi="微软雅黑" w:eastAsia="微软雅黑" w:cs="微软雅黑"/>
+          <w:b w:val="0"/>
+          <w:bCs w:val="0"/>
+          <w:sz w:val="24"/>
+          <w:szCs w:val="24"/>
+        </w:rPr>
+      </w:pPr>
+      <w:r>
+        <w:rPr>
+          <w:rFonts w:hint="eastAsia" w:ascii="微软雅黑" w:hAnsi="微软雅黑" w:eastAsia="微软雅黑" w:cs="微软雅黑"/>
+          <w:b w:val="0"/>
+          <w:bCs w:val="0"/>
+          <w:sz w:val="24"/>
+          <w:szCs w:val="24"/>
+        </w:rPr>
+        <w:t>5.自研SkillsRuntime与插件体系，支持文件夹/Zip/Markdown导入、动态启用、Prompt注入、运行时技能选择与治理，为垂域能力扩展提供标准化接入方式。</w:t>
+      </w:r>
+    </w:p>
+    <w:p>
+      <w:pPr>
+        <w:keepNext w:val="0"/>
+        <w:keepLines w:val="0"/>
+        <w:pageBreakBefore w:val="0"/>
+        <w:widowControl w:val="0"/>
+        <w:kinsoku/>
+        <w:wordWrap/>
+        <w:overflowPunct/>
+        <w:topLinePunct w:val="0"/>
+        <w:autoSpaceDE/>
+        <w:autoSpaceDN/>
+        <w:bidi w:val="0"/>
+        <w:adjustRightInd/>
+        <w:snapToGrid/>
+        <w:spacing w:before="0" w:after="0" w:line="320" w:lineRule="exact"/>
+        <w:jc w:val="left"/>
+        <w:textAlignment w:val="auto"/>
+        <w:rPr>
+          <w:rFonts w:hint="eastAsia" w:ascii="微软雅黑" w:hAnsi="微软雅黑" w:eastAsia="微软雅黑" w:cs="微软雅黑"/>
+          <w:b w:val="0"/>
+          <w:bCs w:val="0"/>
+          <w:sz w:val="24"/>
+          <w:szCs w:val="24"/>
+          <w:lang w:eastAsia="zh-CN"/>
+        </w:rPr>
+      </w:pPr>
+      <w:r>
+        <w:rPr>
+          <w:rFonts w:hint="eastAsia" w:ascii="微软雅黑" w:hAnsi="微软雅黑" w:eastAsia="微软雅黑" w:cs="微软雅黑"/>
+          <w:b w:val="0"/>
+          <w:bCs w:val="0"/>
+          <w:sz w:val="24"/>
+          <w:szCs w:val="24"/>
+        </w:rPr>
+        <w:t>6.建设MCPRegistry与运行时接入能力，支持server注册、probe、handshake、toolcall、健康检查、调用审计与前端管理面板，实现外部工具能力的标准化接入。</w:t>
+      </w:r>
+    </w:p>
+    <w:p>
+      <w:pPr>
+        <w:keepNext w:val="0"/>
+        <w:keepLines w:val="0"/>
+        <w:pageBreakBefore w:val="0"/>
+        <w:widowControl w:val="0"/>
+        <w:kinsoku/>
+        <w:wordWrap/>
+        <w:overflowPunct/>
+        <w:topLinePunct w:val="0"/>
+        <w:autoSpaceDE/>
+        <w:autoSpaceDN/>
+        <w:bidi w:val="0"/>
+        <w:adjustRightInd/>
+        <w:snapToGrid/>
+        <w:spacing w:before="0" w:after="0" w:line="320" w:lineRule="exact"/>
+        <w:jc w:val="left"/>
+        <w:textAlignment w:val="auto"/>
+        <w:rPr>
+          <w:rFonts w:hint="eastAsia" w:ascii="微软雅黑" w:hAnsi="微软雅黑" w:eastAsia="微软雅黑" w:cs="微软雅黑"/>
+          <w:b w:val="0"/>
+          <w:bCs w:val="0"/>
+          <w:sz w:val="24"/>
+          <w:szCs w:val="24"/>
+        </w:rPr>
+      </w:pPr>
+      <w:r>
+        <w:rPr>
+          <w:rFonts w:hint="eastAsia" w:ascii="微软雅黑" w:hAnsi="微软雅黑" w:eastAsia="微软雅黑" w:cs="微软雅黑"/>
+          <w:b w:val="0"/>
+          <w:bCs w:val="0"/>
+          <w:sz w:val="24"/>
+          <w:szCs w:val="24"/>
+        </w:rPr>
+        <w:t>7.完成完整生产级部署方案，支持本地一键启动，数据完全可控、安全隐私。</w:t>
+      </w:r>
+    </w:p>
+    <w:p>
+      <w:pPr>
         <w:numPr>
           <w:ilvl w:val="0"/>
           <w:numId w:val="0"/>
@@ -3658,13 +4356,20 @@
         <w:spacing w:before="0" w:after="0" w:line="300" w:lineRule="exact"/>
         <w:jc w:val="left"/>
         <w:rPr>
-          <w:rFonts w:hint="eastAsia" w:ascii="宋体" w:hAnsi="宋体" w:eastAsia="微软雅黑" w:cs="宋体"/>
-          <w:sz w:val="24"/>
-          <w:szCs w:val="24"/>
-          <w:lang w:eastAsia="zh-CN"/>
-        </w:rPr>
-      </w:pPr>
-      <w:r>
+          <w:rFonts w:ascii="宋体" w:hAnsi="宋体" w:eastAsia="宋体" w:cs="宋体"/>
+          <w:sz w:val="24"/>
+          <w:szCs w:val="24"/>
+        </w:rPr>
+      </w:pPr>
+    </w:p>
+    <w:p>
+      <w:pPr>
+        <w:tabs>
+          <w:tab w:val="right" w:pos="10860"/>
+        </w:tabs>
+        <w:spacing w:before="0" w:after="0" w:line="340" w:lineRule="exact"/>
+        <w:jc w:val="left"/>
+        <w:textAlignment w:val="center"/>
         <w:rPr>
           <w:rFonts w:hint="eastAsia" w:ascii="微软雅黑" w:hAnsi="微软雅黑" w:eastAsia="微软雅黑" w:cs="微软雅黑"/>
           <w:b/>
@@ -3673,7 +4378,17 @@
           <w:sz w:val="28"/>
           <w:szCs w:val="28"/>
         </w:rPr>
-        <w:t>MyPrivateAgent私有化AI对话助手2025-12~2026-01</w:t>
+      </w:pPr>
+      <w:r>
+        <w:rPr>
+          <w:rFonts w:hint="eastAsia" w:ascii="微软雅黑" w:hAnsi="微软雅黑" w:eastAsia="微软雅黑" w:cs="微软雅黑"/>
+          <w:b/>
+          <w:bCs/>
+          <w:color w:val="6EABD6"/>
+          <w:sz w:val="28"/>
+          <w:szCs w:val="28"/>
+        </w:rPr>
+        <w:t>TTSPro企业级语音合成服务2025-11~2025-12</w:t>
       </w:r>
     </w:p>
     <w:p>
@@ -3703,7 +4418,7 @@
           <w:sz w:val="24"/>
           <w:szCs w:val="24"/>
         </w:rPr>
-        <w:t>全栈开发工程师</w:t>
+        <w:t>大模型应用工程师</w:t>
       </w:r>
       <w:r>
         <w:rPr>
@@ -3716,486 +4431,6 @@
           <w:lang w:val="en-US" w:eastAsia="zh-CN"/>
         </w:rPr>
         <w:tab/>
-      </w:r>
-      <w:r>
-        <w:rPr>
-          <w:rFonts w:hint="eastAsia" w:ascii="微软雅黑" w:hAnsi="微软雅黑" w:eastAsia="微软雅黑" w:cs="微软雅黑"/>
-          <w:b/>
-          <w:bCs/>
-          <w:color w:val="6EABD6"/>
-          <w:sz w:val="24"/>
-          <w:szCs w:val="24"/>
-        </w:rPr>
-        <w:t>https://www.example.cn</w:t>
-      </w:r>
-    </w:p>
-    <w:p>
-      <w:pPr>
-        <w:keepNext w:val="0"/>
-        <w:keepLines w:val="0"/>
-        <w:pageBreakBefore w:val="0"/>
-        <w:widowControl w:val="0"/>
-        <w:kinsoku/>
-        <w:wordWrap/>
-        <w:overflowPunct/>
-        <w:topLinePunct w:val="0"/>
-        <w:autoSpaceDE/>
-        <w:autoSpaceDN/>
-        <w:bidi w:val="0"/>
-        <w:adjustRightInd/>
-        <w:snapToGrid/>
-        <w:spacing w:before="0" w:after="0" w:line="320" w:lineRule="exact"/>
-        <w:jc w:val="left"/>
-        <w:textAlignment w:val="auto"/>
-        <w:rPr>
-          <w:rFonts w:hint="eastAsia" w:ascii="微软雅黑" w:hAnsi="微软雅黑" w:eastAsia="微软雅黑" w:cs="微软雅黑"/>
-          <w:b w:val="0"/>
-          <w:bCs w:val="0"/>
-          <w:sz w:val="24"/>
-          <w:szCs w:val="24"/>
-          <w:lang w:eastAsia="zh-CN"/>
-        </w:rPr>
-      </w:pPr>
-      <w:r>
-        <w:rPr>
-          <w:rFonts w:hint="eastAsia" w:ascii="微软雅黑" w:hAnsi="微软雅黑" w:eastAsia="微软雅黑" w:cs="微软雅黑"/>
-          <w:b/>
-          <w:bCs/>
-          <w:sz w:val="24"/>
-          <w:szCs w:val="24"/>
-        </w:rPr>
-        <w:t>项目描述：</w:t>
-      </w:r>
-      <w:r>
-        <w:rPr>
-          <w:rFonts w:hint="eastAsia" w:ascii="微软雅黑" w:hAnsi="微软雅黑" w:eastAsia="微软雅黑" w:cs="微软雅黑"/>
-          <w:b w:val="0"/>
-          <w:bCs w:val="0"/>
-          <w:sz w:val="24"/>
-          <w:szCs w:val="24"/>
-        </w:rPr>
-        <w:t>基于本地大模型的私有化AI对话Web应用，前后端分离，支持多模型、会话管理、流式输出、插件化Skills系统。</w:t>
-      </w:r>
-    </w:p>
-    <w:p>
-      <w:pPr>
-        <w:keepNext w:val="0"/>
-        <w:keepLines w:val="0"/>
-        <w:pageBreakBefore w:val="0"/>
-        <w:widowControl w:val="0"/>
-        <w:kinsoku/>
-        <w:wordWrap/>
-        <w:overflowPunct/>
-        <w:topLinePunct w:val="0"/>
-        <w:autoSpaceDE/>
-        <w:autoSpaceDN/>
-        <w:bidi w:val="0"/>
-        <w:adjustRightInd/>
-        <w:snapToGrid/>
-        <w:spacing w:before="0" w:after="0" w:line="320" w:lineRule="exact"/>
-        <w:jc w:val="left"/>
-        <w:textAlignment w:val="auto"/>
-        <w:rPr>
-          <w:rFonts w:hint="eastAsia" w:ascii="微软雅黑" w:hAnsi="微软雅黑" w:eastAsia="微软雅黑" w:cs="微软雅黑"/>
-          <w:b w:val="0"/>
-          <w:bCs w:val="0"/>
-          <w:sz w:val="24"/>
-          <w:szCs w:val="24"/>
-          <w:lang w:eastAsia="zh-CN"/>
-        </w:rPr>
-      </w:pPr>
-      <w:r>
-        <w:rPr>
-          <w:rFonts w:hint="eastAsia" w:ascii="微软雅黑" w:hAnsi="微软雅黑" w:eastAsia="微软雅黑" w:cs="微软雅黑"/>
-          <w:b/>
-          <w:bCs/>
-          <w:sz w:val="24"/>
-          <w:szCs w:val="24"/>
-        </w:rPr>
-        <w:t>技术栈：</w:t>
-      </w:r>
-      <w:r>
-        <w:rPr>
-          <w:rFonts w:hint="eastAsia" w:ascii="微软雅黑" w:hAnsi="微软雅黑" w:eastAsia="微软雅黑" w:cs="微软雅黑"/>
-          <w:b w:val="0"/>
-          <w:bCs w:val="0"/>
-          <w:sz w:val="24"/>
-          <w:szCs w:val="24"/>
-        </w:rPr>
-        <w:t>FastAPI+LangChain0.3.7+LangGraph0.2.56+Ollama+MySQL8+SSE+JWT</w:t>
-      </w:r>
-    </w:p>
-    <w:p>
-      <w:pPr>
-        <w:keepNext w:val="0"/>
-        <w:keepLines w:val="0"/>
-        <w:pageBreakBefore w:val="0"/>
-        <w:widowControl w:val="0"/>
-        <w:kinsoku/>
-        <w:wordWrap/>
-        <w:overflowPunct/>
-        <w:topLinePunct w:val="0"/>
-        <w:autoSpaceDE/>
-        <w:autoSpaceDN/>
-        <w:bidi w:val="0"/>
-        <w:adjustRightInd/>
-        <w:snapToGrid/>
-        <w:spacing w:before="0" w:after="0" w:line="320" w:lineRule="exact"/>
-        <w:jc w:val="left"/>
-        <w:textAlignment w:val="auto"/>
-        <w:rPr>
-          <w:rFonts w:hint="eastAsia" w:ascii="微软雅黑" w:hAnsi="微软雅黑" w:eastAsia="微软雅黑" w:cs="微软雅黑"/>
-          <w:b/>
-          <w:bCs/>
-          <w:sz w:val="24"/>
-          <w:szCs w:val="24"/>
-          <w:lang w:eastAsia="zh-CN"/>
-        </w:rPr>
-      </w:pPr>
-      <w:r>
-        <w:rPr>
-          <w:rFonts w:hint="eastAsia" w:ascii="微软雅黑" w:hAnsi="微软雅黑" w:eastAsia="微软雅黑" w:cs="微软雅黑"/>
-          <w:b/>
-          <w:bCs/>
-          <w:sz w:val="24"/>
-          <w:szCs w:val="24"/>
-        </w:rPr>
-        <w:t>职责与难点解决：</w:t>
-      </w:r>
-    </w:p>
-    <w:p>
-      <w:pPr>
-        <w:keepNext w:val="0"/>
-        <w:keepLines w:val="0"/>
-        <w:pageBreakBefore w:val="0"/>
-        <w:widowControl w:val="0"/>
-        <w:kinsoku/>
-        <w:wordWrap/>
-        <w:overflowPunct/>
-        <w:topLinePunct w:val="0"/>
-        <w:autoSpaceDE/>
-        <w:autoSpaceDN/>
-        <w:bidi w:val="0"/>
-        <w:adjustRightInd/>
-        <w:snapToGrid/>
-        <w:spacing w:before="0" w:after="0" w:line="320" w:lineRule="exact"/>
-        <w:jc w:val="left"/>
-        <w:textAlignment w:val="auto"/>
-        <w:rPr>
-          <w:rFonts w:hint="eastAsia" w:ascii="微软雅黑" w:hAnsi="微软雅黑" w:eastAsia="微软雅黑" w:cs="微软雅黑"/>
-          <w:b w:val="0"/>
-          <w:bCs w:val="0"/>
-          <w:sz w:val="24"/>
-          <w:szCs w:val="24"/>
-          <w:lang w:eastAsia="zh-CN"/>
-        </w:rPr>
-      </w:pPr>
-      <w:r>
-        <w:rPr>
-          <w:rFonts w:hint="eastAsia" w:ascii="微软雅黑" w:hAnsi="微软雅黑" w:eastAsia="微软雅黑" w:cs="微软雅黑"/>
-          <w:b w:val="0"/>
-          <w:bCs w:val="0"/>
-          <w:sz w:val="24"/>
-          <w:szCs w:val="24"/>
-          <w:lang w:val="en-US" w:eastAsia="zh-CN"/>
-        </w:rPr>
-        <w:t>1.</w:t>
-      </w:r>
-      <w:r>
-        <w:rPr>
-          <w:rFonts w:hint="eastAsia" w:ascii="微软雅黑" w:hAnsi="微软雅黑" w:eastAsia="微软雅黑" w:cs="微软雅黑"/>
-          <w:b w:val="0"/>
-          <w:bCs w:val="0"/>
-          <w:sz w:val="24"/>
-          <w:szCs w:val="24"/>
-        </w:rPr>
-        <w:t>设计前后端分离架构，实现用户注册/登录/JWT认证/HTTPOnlyCookie安全体系。</w:t>
-      </w:r>
-    </w:p>
-    <w:p>
-      <w:pPr>
-        <w:keepNext w:val="0"/>
-        <w:keepLines w:val="0"/>
-        <w:pageBreakBefore w:val="0"/>
-        <w:widowControl w:val="0"/>
-        <w:kinsoku/>
-        <w:wordWrap/>
-        <w:overflowPunct/>
-        <w:topLinePunct w:val="0"/>
-        <w:autoSpaceDE/>
-        <w:autoSpaceDN/>
-        <w:bidi w:val="0"/>
-        <w:adjustRightInd/>
-        <w:snapToGrid/>
-        <w:spacing w:before="0" w:after="0" w:line="320" w:lineRule="exact"/>
-        <w:jc w:val="left"/>
-        <w:textAlignment w:val="auto"/>
-        <w:rPr>
-          <w:rFonts w:hint="eastAsia" w:ascii="微软雅黑" w:hAnsi="微软雅黑" w:eastAsia="微软雅黑" w:cs="微软雅黑"/>
-          <w:b w:val="0"/>
-          <w:bCs w:val="0"/>
-          <w:sz w:val="24"/>
-          <w:szCs w:val="24"/>
-          <w:lang w:eastAsia="zh-CN"/>
-        </w:rPr>
-      </w:pPr>
-      <w:r>
-        <w:rPr>
-          <w:rFonts w:hint="eastAsia" w:ascii="微软雅黑" w:hAnsi="微软雅黑" w:eastAsia="微软雅黑" w:cs="微软雅黑"/>
-          <w:b w:val="0"/>
-          <w:bCs w:val="0"/>
-          <w:sz w:val="24"/>
-          <w:szCs w:val="24"/>
-        </w:rPr>
-        <w:t>2.基于LangGraph构建AI对话工作流，支持多轮上下文、流式输出、对话中断控制。</w:t>
-      </w:r>
-    </w:p>
-    <w:p>
-      <w:pPr>
-        <w:keepNext w:val="0"/>
-        <w:keepLines w:val="0"/>
-        <w:pageBreakBefore w:val="0"/>
-        <w:widowControl w:val="0"/>
-        <w:kinsoku/>
-        <w:wordWrap/>
-        <w:overflowPunct/>
-        <w:topLinePunct w:val="0"/>
-        <w:autoSpaceDE/>
-        <w:autoSpaceDN/>
-        <w:bidi w:val="0"/>
-        <w:adjustRightInd/>
-        <w:snapToGrid/>
-        <w:spacing w:before="0" w:after="0" w:line="320" w:lineRule="exact"/>
-        <w:jc w:val="left"/>
-        <w:textAlignment w:val="auto"/>
-        <w:rPr>
-          <w:rFonts w:hint="eastAsia" w:ascii="微软雅黑" w:hAnsi="微软雅黑" w:eastAsia="微软雅黑" w:cs="微软雅黑"/>
-          <w:b w:val="0"/>
-          <w:bCs w:val="0"/>
-          <w:sz w:val="24"/>
-          <w:szCs w:val="24"/>
-          <w:lang w:eastAsia="zh-CN"/>
-        </w:rPr>
-      </w:pPr>
-      <w:r>
-        <w:rPr>
-          <w:rFonts w:hint="eastAsia" w:ascii="微软雅黑" w:hAnsi="微软雅黑" w:eastAsia="微软雅黑" w:cs="微软雅黑"/>
-          <w:b w:val="0"/>
-          <w:bCs w:val="0"/>
-          <w:sz w:val="24"/>
-          <w:szCs w:val="24"/>
-        </w:rPr>
-        <w:t>3.集成Ollama本地部署Llama3.1、DeepSeekR1、LLaVA多模态模型，实现完全私有化。</w:t>
-      </w:r>
-    </w:p>
-    <w:p>
-      <w:pPr>
-        <w:keepNext w:val="0"/>
-        <w:keepLines w:val="0"/>
-        <w:pageBreakBefore w:val="0"/>
-        <w:widowControl w:val="0"/>
-        <w:kinsoku/>
-        <w:wordWrap/>
-        <w:overflowPunct/>
-        <w:topLinePunct w:val="0"/>
-        <w:autoSpaceDE/>
-        <w:autoSpaceDN/>
-        <w:bidi w:val="0"/>
-        <w:adjustRightInd/>
-        <w:snapToGrid/>
-        <w:spacing w:before="0" w:after="0" w:line="320" w:lineRule="exact"/>
-        <w:jc w:val="left"/>
-        <w:textAlignment w:val="auto"/>
-        <w:rPr>
-          <w:rFonts w:hint="eastAsia" w:ascii="微软雅黑" w:hAnsi="微软雅黑" w:eastAsia="微软雅黑" w:cs="微软雅黑"/>
-          <w:b w:val="0"/>
-          <w:bCs w:val="0"/>
-          <w:sz w:val="24"/>
-          <w:szCs w:val="24"/>
-          <w:lang w:eastAsia="zh-CN"/>
-        </w:rPr>
-      </w:pPr>
-      <w:r>
-        <w:rPr>
-          <w:rFonts w:hint="eastAsia" w:ascii="微软雅黑" w:hAnsi="微软雅黑" w:eastAsia="微软雅黑" w:cs="微软雅黑"/>
-          <w:b w:val="0"/>
-          <w:bCs w:val="0"/>
-          <w:sz w:val="24"/>
-          <w:szCs w:val="24"/>
-        </w:rPr>
-        <w:t>4.设计MySQL数据库模型（用户/会话/消息/Skills），支持级联删除、数据持久化。</w:t>
-      </w:r>
-    </w:p>
-    <w:p>
-      <w:pPr>
-        <w:keepNext w:val="0"/>
-        <w:keepLines w:val="0"/>
-        <w:pageBreakBefore w:val="0"/>
-        <w:widowControl w:val="0"/>
-        <w:kinsoku/>
-        <w:wordWrap/>
-        <w:overflowPunct/>
-        <w:topLinePunct w:val="0"/>
-        <w:autoSpaceDE/>
-        <w:autoSpaceDN/>
-        <w:bidi w:val="0"/>
-        <w:adjustRightInd/>
-        <w:snapToGrid/>
-        <w:spacing w:before="0" w:after="0" w:line="320" w:lineRule="exact"/>
-        <w:jc w:val="left"/>
-        <w:textAlignment w:val="auto"/>
-        <w:rPr>
-          <w:rFonts w:hint="eastAsia" w:ascii="微软雅黑" w:hAnsi="微软雅黑" w:eastAsia="微软雅黑" w:cs="微软雅黑"/>
-          <w:b w:val="0"/>
-          <w:bCs w:val="0"/>
-          <w:sz w:val="24"/>
-          <w:szCs w:val="24"/>
-          <w:lang w:eastAsia="zh-CN"/>
-        </w:rPr>
-      </w:pPr>
-      <w:r>
-        <w:rPr>
-          <w:rFonts w:hint="eastAsia" w:ascii="微软雅黑" w:hAnsi="微软雅黑" w:eastAsia="微软雅黑" w:cs="微软雅黑"/>
-          <w:b w:val="0"/>
-          <w:bCs w:val="0"/>
-          <w:sz w:val="24"/>
-          <w:szCs w:val="24"/>
-        </w:rPr>
-        <w:t>5.实现SSE实时流式响应、Markdown渲染、代码高亮、自动会话标题生成。</w:t>
-      </w:r>
-    </w:p>
-    <w:p>
-      <w:pPr>
-        <w:keepNext w:val="0"/>
-        <w:keepLines w:val="0"/>
-        <w:pageBreakBefore w:val="0"/>
-        <w:widowControl w:val="0"/>
-        <w:kinsoku/>
-        <w:wordWrap/>
-        <w:overflowPunct/>
-        <w:topLinePunct w:val="0"/>
-        <w:autoSpaceDE/>
-        <w:autoSpaceDN/>
-        <w:bidi w:val="0"/>
-        <w:adjustRightInd/>
-        <w:snapToGrid/>
-        <w:spacing w:before="0" w:after="0" w:line="320" w:lineRule="exact"/>
-        <w:jc w:val="left"/>
-        <w:textAlignment w:val="auto"/>
-        <w:rPr>
-          <w:rFonts w:hint="eastAsia" w:ascii="微软雅黑" w:hAnsi="微软雅黑" w:eastAsia="微软雅黑" w:cs="微软雅黑"/>
-          <w:b w:val="0"/>
-          <w:bCs w:val="0"/>
-          <w:sz w:val="24"/>
-          <w:szCs w:val="24"/>
-        </w:rPr>
-      </w:pPr>
-      <w:r>
-        <w:rPr>
-          <w:rFonts w:hint="eastAsia" w:ascii="微软雅黑" w:hAnsi="微软雅黑" w:eastAsia="微软雅黑" w:cs="微软雅黑"/>
-          <w:b w:val="0"/>
-          <w:bCs w:val="0"/>
-          <w:sz w:val="24"/>
-          <w:szCs w:val="24"/>
-        </w:rPr>
-        <w:t>6.自研可扩展Skills插件系统，支持文件夹/Zip/MD导入、动态启用、自动注入Prompt。7.完成完整生产级部署方案，支持本地一键启动，数据完全可控、安全隐私。</w:t>
-      </w:r>
-    </w:p>
-    <w:p>
-      <w:pPr>
-        <w:numPr>
-          <w:ilvl w:val="0"/>
-          <w:numId w:val="0"/>
-        </w:numPr>
-        <w:spacing w:before="0" w:after="0" w:line="300" w:lineRule="exact"/>
-        <w:jc w:val="left"/>
-        <w:rPr>
-          <w:rFonts w:ascii="宋体" w:hAnsi="宋体" w:eastAsia="宋体" w:cs="宋体"/>
-          <w:sz w:val="24"/>
-          <w:szCs w:val="24"/>
-        </w:rPr>
-      </w:pPr>
-    </w:p>
-    <w:p>
-      <w:pPr>
-        <w:tabs>
-          <w:tab w:val="right" w:pos="10860"/>
-        </w:tabs>
-        <w:spacing w:before="0" w:after="0" w:line="340" w:lineRule="exact"/>
-        <w:jc w:val="left"/>
-        <w:textAlignment w:val="center"/>
-        <w:rPr>
-          <w:rFonts w:hint="eastAsia" w:ascii="微软雅黑" w:hAnsi="微软雅黑" w:eastAsia="微软雅黑" w:cs="微软雅黑"/>
-          <w:b/>
-          <w:bCs/>
-          <w:color w:val="6EABD6"/>
-          <w:sz w:val="28"/>
-          <w:szCs w:val="28"/>
-        </w:rPr>
-      </w:pPr>
-      <w:r>
-        <w:rPr>
-          <w:rFonts w:hint="eastAsia" w:ascii="微软雅黑" w:hAnsi="微软雅黑" w:eastAsia="微软雅黑" w:cs="微软雅黑"/>
-          <w:b/>
-          <w:bCs/>
-          <w:color w:val="6EABD6"/>
-          <w:sz w:val="28"/>
-          <w:szCs w:val="28"/>
-        </w:rPr>
-        <w:t>TTSPro企业级语音合成服务2025-11~2025-12</w:t>
-      </w:r>
-    </w:p>
-    <w:p>
-      <w:pPr>
-        <w:tabs>
-          <w:tab w:val="right" w:pos="10860"/>
-        </w:tabs>
-        <w:spacing w:before="0" w:after="0" w:line="340" w:lineRule="exact"/>
-        <w:jc w:val="left"/>
-        <w:textAlignment w:val="center"/>
-        <w:rPr>
-          <w:rFonts w:hint="eastAsia" w:ascii="微软雅黑" w:hAnsi="微软雅黑" w:eastAsia="微软雅黑" w:cs="微软雅黑"/>
-          <w:b/>
-          <w:bCs/>
-          <w:color w:val="6EABD6"/>
-          <w:sz w:val="24"/>
-          <w:szCs w:val="24"/>
-          <w:lang w:eastAsia="zh-CN"/>
-        </w:rPr>
-      </w:pPr>
-      <w:r>
-        <w:rPr>
-          <w:rFonts w:hint="eastAsia" w:ascii="微软雅黑" w:hAnsi="微软雅黑" w:eastAsia="微软雅黑" w:cs="微软雅黑"/>
-          <w:b/>
-          <w:bCs/>
-          <w:color w:val="6EABD6"/>
-          <w:sz w:val="24"/>
-          <w:szCs w:val="24"/>
-        </w:rPr>
-        <w:t>大模型应用工程师</w:t>
-      </w:r>
-      <w:r>
-        <w:rPr>
-          <w:rFonts w:hint="eastAsia" w:ascii="微软雅黑" w:hAnsi="微软雅黑" w:eastAsia="微软雅黑" w:cs="微软雅黑"/>
-          <w:b/>
-          <w:bCs/>
-          <w:color w:val="6EABD6"/>
-          <w:sz w:val="24"/>
-          <w:szCs w:val="24"/>
-          <w:lang w:val="en-US" w:eastAsia="zh-CN"/>
-        </w:rPr>
-        <w:tab/>
-      </w:r>
-      <w:r>
-        <w:rPr>
-          <w:rFonts w:hint="eastAsia" w:ascii="微软雅黑" w:hAnsi="微软雅黑" w:eastAsia="微软雅黑" w:cs="微软雅黑"/>
-          <w:b/>
-          <w:bCs/>
-          <w:color w:val="6EABD6"/>
-          <w:sz w:val="24"/>
-          <w:szCs w:val="24"/>
-        </w:rPr>
-        <w:t>https://www.example.cn</w:t>
       </w:r>
     </w:p>
     <w:p>
@@ -4910,80 +5145,6 @@
         <w:bidi w:val="0"/>
         <w:adjustRightInd/>
         <w:snapToGrid/>
-        <w:spacing w:before="0" w:after="0" w:line="400" w:lineRule="exact"/>
-        <w:jc w:val="left"/>
-        <w:textAlignment w:val="auto"/>
-        <w:rPr>
-          <w:rFonts w:hint="eastAsia" w:ascii="微软雅黑" w:hAnsi="微软雅黑" w:eastAsia="微软雅黑" w:cs="微软雅黑"/>
-          <w:b w:val="0"/>
-          <w:bCs w:val="0"/>
-          <w:sz w:val="24"/>
-          <w:szCs w:val="24"/>
-        </w:rPr>
-      </w:pPr>
-      <w:r>
-        <w:rPr>
-          <w:rFonts w:hint="eastAsia" w:ascii="微软雅黑" w:hAnsi="微软雅黑" w:eastAsia="微软雅黑" w:cs="微软雅黑"/>
-          <w:b w:val="0"/>
-          <w:bCs w:val="0"/>
-          <w:sz w:val="24"/>
-          <w:szCs w:val="24"/>
-        </w:rPr>
-        <w:t>浙江树人学院第十六届大学生电子商务竞赛二等奖</w:t>
-      </w:r>
-    </w:p>
-    <w:p>
-      <w:pPr>
-        <w:keepNext w:val="0"/>
-        <w:keepLines w:val="0"/>
-        <w:pageBreakBefore w:val="0"/>
-        <w:widowControl w:val="0"/>
-        <w:kinsoku/>
-        <w:wordWrap/>
-        <w:overflowPunct/>
-        <w:topLinePunct w:val="0"/>
-        <w:autoSpaceDE/>
-        <w:autoSpaceDN/>
-        <w:bidi w:val="0"/>
-        <w:adjustRightInd/>
-        <w:snapToGrid/>
-        <w:spacing w:before="0" w:after="0" w:line="400" w:lineRule="exact"/>
-        <w:jc w:val="left"/>
-        <w:textAlignment w:val="auto"/>
-        <w:rPr>
-          <w:rFonts w:hint="eastAsia" w:ascii="微软雅黑" w:hAnsi="微软雅黑" w:eastAsia="微软雅黑" w:cs="微软雅黑"/>
-          <w:b w:val="0"/>
-          <w:bCs w:val="0"/>
-          <w:sz w:val="24"/>
-          <w:szCs w:val="24"/>
-        </w:rPr>
-      </w:pPr>
-      <w:r>
-        <w:rPr>
-          <w:rFonts w:hint="eastAsia" w:ascii="微软雅黑" w:hAnsi="微软雅黑" w:eastAsia="微软雅黑" w:cs="微软雅黑"/>
-          <w:b w:val="0"/>
-          <w:bCs w:val="0"/>
-          <w:sz w:val="24"/>
-          <w:szCs w:val="24"/>
-        </w:rPr>
-        <w:t>首届浙江省大学生低碳循环科技创新大赛三等奖</w:t>
-      </w:r>
-    </w:p>
-    <w:p>
-      <w:pPr>
-        <w:keepNext w:val="0"/>
-        <w:keepLines w:val="0"/>
-        <w:pageBreakBefore w:val="0"/>
-        <w:widowControl w:val="0"/>
-        <w:kinsoku/>
-        <w:wordWrap/>
-        <w:overflowPunct/>
-        <w:topLinePunct w:val="0"/>
-        <w:autoSpaceDE/>
-        <w:autoSpaceDN/>
-        <w:bidi w:val="0"/>
-        <w:adjustRightInd/>
-        <w:snapToGrid/>
         <w:spacing w:before="0" w:after="0" w:line="320" w:lineRule="exact"/>
         <w:jc w:val="left"/>
         <w:textAlignment w:val="auto"/>
@@ -5243,7 +5404,30 @@
           <w:sz w:val="24"/>
           <w:szCs w:val="24"/>
         </w:rPr>
-        <w:t>2.熟练掌握LangChain、LangGraph、FastAPI、Ollama、MySQL、SSE、JWT等技术栈，能独立完成智能体从需求→架构→开发→部署→迭代全流程。</w:t>
+        <w:t>2.熟练掌握LangGraph、FastAPI、Ollama、SSE、JWT等技术栈，能独立完成智能体全流程</w:t>
+      </w:r>
+      <w:r>
+        <w:rPr>
+          <w:rFonts w:hint="eastAsia" w:ascii="微软雅黑" w:hAnsi="微软雅黑" w:eastAsia="微软雅黑" w:cs="微软雅黑"/>
+          <w:b w:val="0"/>
+          <w:bCs w:val="0"/>
+          <w:sz w:val="24"/>
+          <w:szCs w:val="24"/>
+          <w:lang w:val="en-US" w:eastAsia="zh-CN"/>
+        </w:rPr>
+        <w:t>开发</w:t>
+      </w:r>
+      <w:bookmarkStart w:id="0" w:name="_GoBack"/>
+      <w:bookmarkEnd w:id="0"/>
+      <w:r>
+        <w:rPr>
+          <w:rFonts w:hint="eastAsia" w:ascii="微软雅黑" w:hAnsi="微软雅黑" w:eastAsia="微软雅黑" w:cs="微软雅黑"/>
+          <w:b w:val="0"/>
+          <w:bCs w:val="0"/>
+          <w:sz w:val="24"/>
+          <w:szCs w:val="24"/>
+        </w:rPr>
+        <w:t>。</w:t>
       </w:r>
     </w:p>
     <w:p>
